--- a/constitution-v143.docx
+++ b/constitution-v143.docx
@@ -313,6 +313,26 @@
           <w:szCs w:val="23"/>
         </w:rPr>
         <w:t xml:space="preserve">Section 1.2 — Prohibition of Torture and Cruel Treatment</w:t>
+      </w:r>
+    </w:p>
+    <w:p>
+      <w:pPr>
+        <w:spacing w:before="60" w:after="60" w:line="280" w:lineRule="auto"/>
+        <w:jc w:val="both"/>
+      </w:pPr>
+      <w:r>
+        <w:rPr>
+          <w:b/>
+          <w:sz w:val="22"/>
+          <w:color w:val="1B2A4A"/>
+        </w:rPr>
+        <w:t xml:space="preserve">1.2 Prohibition of Torture and Cruel Treatment: </w:t>
+      </w:r>
+      <w:r>
+        <w:rPr>
+          <w:sz w:val="22"/>
+        </w:rPr>
+        <w:t xml:space="preserve">No person in the custody or control of the Republic, its agents, or any entity acting on its behalf may be subjected to torture, cruel, degrading, or inhumane treatment or punishment under any circumstances. No declared emergency, legislative act, executive order, or military necessity may authorize or excuse a violation. Any official who orders, authorizes, or knowingly permits such treatment commits a criminal offense under federal statute; the Executive Inspectorate reports any such violation to the National Record System. This prohibition is permanently unamendable under §15.3.</w:t>
       </w:r>
     </w:p>
     <w:p>
